--- a/Abstract-dsa.docx
+++ b/Abstract-dsa.docx
@@ -34,6 +34,18 @@
           <w:szCs w:val="28"/>
         </w:rPr>
       </w:pPr>
+    </w:p>
+    <w:p>
+      <w:pPr>
+        <w:spacing w:before="38"/>
+        <w:jc w:val="center"/>
+        <w:rPr>
+          <w:b/>
+          <w:bCs/>
+          <w:sz w:val="28"/>
+          <w:szCs w:val="28"/>
+        </w:rPr>
+      </w:pPr>
       <w:bookmarkStart w:id="0" w:name="_wp4rh995lmv3" w:colFirst="0" w:colLast="0"/>
       <w:bookmarkEnd w:id="0"/>
       <w:r>
@@ -43,7 +55,7 @@
           <w:sz w:val="28"/>
           <w:szCs w:val="28"/>
         </w:rPr>
-        <w:t>(Type your project title here)</w:t>
+        <w:t>Recipe Finder</w:t>
       </w:r>
     </w:p>
     <w:p>
